--- a/downloads/documents/04 Units/Unit 01 - Nutrition and Wellness - Kitchen Skills and Smart Eating/Lesson 01.16 - Unit Price and Comparison Shopping.docx
+++ b/downloads/documents/04 Units/Unit 01 - Nutrition and Wellness - Kitchen Skills and Smart Eating/Lesson 01.16 - Unit Price and Comparison Shopping.docx
@@ -356,7 +356,7 @@
         <w:t xml:space="preserve"> </w:t>
       </w:r>
       <w:r>
-        <w:t xml:space="preserve">Tier 3 (FACS): unit price, shelf tag, store brand (private label), name brand, bulk, sales tax (on non-food items), perishable. See the unit vocabulary list for Turkish, Portuguese, and Spanish.</w:t>
+        <w:t xml:space="preserve">Tier 3 (FACS): unit price, shelf tag, store brand (private label), name brand, bulk, sales tax (on non-food items), perishable. See the unit vocabulary list for the Spanish column.</w:t>
       </w:r>
     </w:p>
     <w:p>
@@ -1133,7 +1133,7 @@
         <w:t xml:space="preserve">”</w:t>
       </w:r>
       <w:r>
-        <w:t xml:space="preserve">; the words price, unit, ounce, pound, brand, and tax are on the unit vocabulary card in Turkish, Portuguese, and Spanish.</w:t>
+        <w:t xml:space="preserve">; the words price, unit, ounce, pound, brand, and tax are on the unit vocabulary card in Spanish.</w:t>
       </w:r>
     </w:p>
     <w:p>

--- a/downloads/documents/04 Units/Unit 01 - Nutrition and Wellness - Kitchen Skills and Smart Eating/Lesson 01.16 - Unit Price and Comparison Shopping.docx
+++ b/downloads/documents/04 Units/Unit 01 - Nutrition and Wellness - Kitchen Skills and Smart Eating/Lesson 01.16 - Unit Price and Comparison Shopping.docx
@@ -200,7 +200,7 @@
         <w:pStyle w:val="FirstParagraph"/>
       </w:pPr>
       <w:r>
-        <w:t xml:space="preserve">(Note: the task suggested 3.3.4. Its 3.0 text is</w:t>
+        <w:t xml:space="preserve">(Note: the unit plan suggested 3.3.4. Its 3.0 text is</w:t>
       </w:r>
       <w:r>
         <w:t xml:space="preserve"> </w:t>
